--- a/evidence/HCDD412_M4_Auth_Evidence_Dumont.docx
+++ b/evidence/HCDD412_M4_Auth_Evidence_Dumont.docx
@@ -36,7 +36,7 @@
     </w:p>
     <w:p>
       <w:r>
-        <w:t>The repository is private; I will add the instructor as a collaborator (or make it public) so the link opens. README.md covers run instructions, schema, hashing and token-lifetime justification, ddl-auto choice, the Module 3 design-change note, and AI use. application.properties.example is committed; no secrets are.</w:t>
+        <w:t>README.md covers run instructions, schema, hashing and token-lifetime justification, ddl-auto choice, the Module 3 design-change note, and AI use. application.properties.example is committed; no secrets are.</w:t>
       </w:r>
     </w:p>
     <w:p>
